--- a/HRCP-KKU-Academic/src/main/resources/templates/docx/Phase2/p2doc_3.docx
+++ b/HRCP-KKU-Academic/src/main/resources/templates/docx/Phase2/p2doc_3.docx
@@ -520,7 +520,25 @@
           <w:szCs w:val="30"/>
           <w:cs/>
         </w:rPr>
-        <w:t xml:space="preserve">                                                              (</w:t>
+        <w:t xml:space="preserve">                                                            </w:t>
+      </w:r>
+      <w:r>
+        <w:rPr>
+          <w:rFonts w:ascii="TH Sarabun New" w:hAnsi="TH Sarabun New" w:cs="TH Sarabun New" w:hint="cs"/>
+          <w:sz w:val="30"/>
+          <w:szCs w:val="30"/>
+          <w:cs/>
+        </w:rPr>
+        <w:t xml:space="preserve">    </w:t>
+      </w:r>
+      <w:r>
+        <w:rPr>
+          <w:rFonts w:ascii="TH Sarabun New" w:hAnsi="TH Sarabun New" w:cs="TH Sarabun New"/>
+          <w:sz w:val="30"/>
+          <w:szCs w:val="30"/>
+          <w:cs/>
+        </w:rPr>
+        <w:t xml:space="preserve">  (</w:t>
       </w:r>
       <w:r>
         <w:rPr>
@@ -565,25 +583,7 @@
           <w:sz w:val="30"/>
           <w:szCs w:val="30"/>
         </w:rPr>
-        <w:t>{{</w:t>
-      </w:r>
-      <w:proofErr w:type="spellStart"/>
-      <w:r>
-        <w:rPr>
-          <w:rFonts w:ascii="TH Sarabun New" w:hAnsi="TH Sarabun New" w:cs="TH Sarabun New"/>
-          <w:sz w:val="30"/>
-          <w:szCs w:val="30"/>
-        </w:rPr>
-        <w:t>certification_date</w:t>
-      </w:r>
-      <w:proofErr w:type="spellEnd"/>
-      <w:r>
-        <w:rPr>
-          <w:rFonts w:ascii="TH Sarabun New" w:hAnsi="TH Sarabun New" w:cs="TH Sarabun New"/>
-          <w:sz w:val="30"/>
-          <w:szCs w:val="30"/>
-        </w:rPr>
-        <w:t>}}</w:t>
+        <w:t>{{certification_date}}</w:t>
       </w:r>
     </w:p>
     <w:p>
@@ -733,33 +733,50 @@
           <w:cs/>
         </w:rPr>
         <w:tab/>
-        <w:t xml:space="preserve">       (</w:t>
-      </w:r>
-      <w:r>
-        <w:rPr>
-          <w:rFonts w:ascii="TH Sarabun New" w:hAnsi="TH Sarabun New" w:cs="TH Sarabun New"/>
-          <w:sz w:val="30"/>
-          <w:szCs w:val="30"/>
-        </w:rPr>
-        <w:t>{{</w:t>
-      </w:r>
-      <w:proofErr w:type="spellStart"/>
-      <w:r>
-        <w:rPr>
-          <w:rFonts w:ascii="TH Sarabun New" w:hAnsi="TH Sarabun New" w:cs="TH Sarabun New"/>
-          <w:sz w:val="30"/>
-          <w:szCs w:val="30"/>
-        </w:rPr>
-        <w:t>dean_name</w:t>
-      </w:r>
-      <w:proofErr w:type="spellEnd"/>
-      <w:r>
-        <w:rPr>
-          <w:rFonts w:ascii="TH Sarabun New" w:hAnsi="TH Sarabun New" w:cs="TH Sarabun New"/>
-          <w:sz w:val="30"/>
-          <w:szCs w:val="30"/>
-        </w:rPr>
-        <w:t>}}</w:t>
+      </w:r>
+      <w:r>
+        <w:rPr>
+          <w:rFonts w:ascii="TH Sarabun New" w:hAnsi="TH Sarabun New" w:cs="TH Sarabun New" w:hint="cs"/>
+          <w:sz w:val="30"/>
+          <w:szCs w:val="30"/>
+          <w:cs/>
+        </w:rPr>
+        <w:t xml:space="preserve">      </w:t>
+      </w:r>
+      <w:r>
+        <w:rPr>
+          <w:rFonts w:ascii="TH Sarabun New" w:hAnsi="TH Sarabun New" w:cs="TH Sarabun New"/>
+          <w:sz w:val="30"/>
+          <w:szCs w:val="30"/>
+          <w:cs/>
+        </w:rPr>
+        <w:t xml:space="preserve">   </w:t>
+      </w:r>
+      <w:r>
+        <w:rPr>
+          <w:rFonts w:ascii="TH Sarabun New" w:hAnsi="TH Sarabun New" w:cs="TH Sarabun New" w:hint="cs"/>
+          <w:sz w:val="30"/>
+          <w:szCs w:val="30"/>
+          <w:cs/>
+        </w:rPr>
+        <w:t xml:space="preserve"> </w:t>
+      </w:r>
+      <w:r>
+        <w:rPr>
+          <w:rFonts w:ascii="TH Sarabun New" w:hAnsi="TH Sarabun New" w:cs="TH Sarabun New"/>
+          <w:sz w:val="30"/>
+          <w:szCs w:val="30"/>
+          <w:cs/>
+        </w:rPr>
+        <w:t xml:space="preserve">    (</w:t>
+      </w:r>
+      <w:r>
+        <w:rPr>
+          <w:rFonts w:ascii="TH Sarabun New" w:hAnsi="TH Sarabun New" w:cs="TH Sarabun New"/>
+          <w:sz w:val="30"/>
+          <w:szCs w:val="30"/>
+        </w:rPr>
+        <w:t>{{dean_name}}</w:t>
       </w:r>
       <w:r>
         <w:rPr>
@@ -788,6 +805,15 @@
           <w:szCs w:val="30"/>
           <w:cs/>
         </w:rPr>
+        <w:t xml:space="preserve">      </w:t>
+      </w:r>
+      <w:r>
+        <w:rPr>
+          <w:rFonts w:ascii="TH Sarabun New" w:hAnsi="TH Sarabun New" w:cs="TH Sarabun New" w:hint="cs"/>
+          <w:sz w:val="30"/>
+          <w:szCs w:val="30"/>
+          <w:cs/>
+        </w:rPr>
         <w:t xml:space="preserve">    </w:t>
       </w:r>
       <w:r>
@@ -796,25 +822,7 @@
           <w:sz w:val="30"/>
           <w:szCs w:val="30"/>
         </w:rPr>
-        <w:t>{{</w:t>
-      </w:r>
-      <w:proofErr w:type="spellStart"/>
-      <w:r>
-        <w:rPr>
-          <w:rFonts w:ascii="TH Sarabun New" w:hAnsi="TH Sarabun New" w:cs="TH Sarabun New"/>
-          <w:sz w:val="30"/>
-          <w:szCs w:val="30"/>
-        </w:rPr>
-        <w:t>dean_position</w:t>
-      </w:r>
-      <w:proofErr w:type="spellEnd"/>
-      <w:r>
-        <w:rPr>
-          <w:rFonts w:ascii="TH Sarabun New" w:hAnsi="TH Sarabun New" w:cs="TH Sarabun New"/>
-          <w:sz w:val="30"/>
-          <w:szCs w:val="30"/>
-        </w:rPr>
-        <w:t>}}</w:t>
+        <w:t>{{dean_position}}</w:t>
       </w:r>
     </w:p>
     <w:p>
@@ -871,6 +879,23 @@
           <w:cs/>
         </w:rPr>
         <w:tab/>
+      </w:r>
+      <w:r>
+        <w:rPr>
+          <w:rFonts w:ascii="TH Sarabun New" w:hAnsi="TH Sarabun New" w:cs="TH Sarabun New" w:hint="cs"/>
+          <w:sz w:val="30"/>
+          <w:szCs w:val="30"/>
+          <w:cs/>
+        </w:rPr>
+        <w:t xml:space="preserve"> </w:t>
+      </w:r>
+      <w:r>
+        <w:rPr>
+          <w:rFonts w:ascii="TH Sarabun New" w:hAnsi="TH Sarabun New" w:cs="TH Sarabun New"/>
+          <w:sz w:val="30"/>
+          <w:szCs w:val="30"/>
+          <w:cs/>
+        </w:rPr>
         <w:t xml:space="preserve">วันที่ </w:t>
       </w:r>
       <w:r>
@@ -879,25 +904,7 @@
           <w:sz w:val="30"/>
           <w:szCs w:val="30"/>
         </w:rPr>
-        <w:t>{{</w:t>
-      </w:r>
-      <w:proofErr w:type="spellStart"/>
-      <w:r>
-        <w:rPr>
-          <w:rFonts w:ascii="TH Sarabun New" w:hAnsi="TH Sarabun New" w:cs="TH Sarabun New"/>
-          <w:sz w:val="30"/>
-          <w:szCs w:val="30"/>
-        </w:rPr>
-        <w:t>verify_date</w:t>
-      </w:r>
-      <w:proofErr w:type="spellEnd"/>
-      <w:r>
-        <w:rPr>
-          <w:rFonts w:ascii="TH Sarabun New" w:hAnsi="TH Sarabun New" w:cs="TH Sarabun New"/>
-          <w:sz w:val="30"/>
-          <w:szCs w:val="30"/>
-        </w:rPr>
-        <w:t>}}</w:t>
+        <w:t>{{verify_date}}</w:t>
       </w:r>
     </w:p>
     <w:sectPr>

--- a/HRCP-KKU-Academic/src/main/resources/templates/docx/Phase2/p2doc_3.docx
+++ b/HRCP-KKU-Academic/src/main/resources/templates/docx/Phase2/p2doc_3.docx
@@ -449,7 +449,6 @@
           <w:rFonts w:ascii="TH Sarabun New" w:hAnsi="TH Sarabun New" w:cs="TH Sarabun New"/>
           <w:sz w:val="30"/>
           <w:szCs w:val="30"/>
-          <w:cs/>
         </w:rPr>
       </w:pPr>
       <w:r>
@@ -476,22 +475,11 @@
     <w:p>
       <w:pPr>
         <w:spacing w:after="0" w:line="240" w:lineRule="auto"/>
-        <w:rPr>
-          <w:rFonts w:ascii="TH Sarabun New" w:hAnsi="TH Sarabun New" w:cs="TH Sarabun New"/>
-          <w:sz w:val="14"/>
-          <w:szCs w:val="14"/>
-        </w:rPr>
-      </w:pPr>
-    </w:p>
-    <w:p>
-      <w:pPr>
-        <w:spacing w:after="0" w:line="240" w:lineRule="auto"/>
-        <w:ind w:left="2880" w:firstLine="720"/>
-        <w:rPr>
-          <w:rFonts w:ascii="TH Sarabun New" w:hAnsi="TH Sarabun New" w:cs="TH Sarabun New"/>
-          <w:sz w:val="30"/>
-          <w:szCs w:val="30"/>
-          <w:cs/>
+        <w:jc w:val="center"/>
+        <w:rPr>
+          <w:rFonts w:ascii="TH Sarabun New" w:hAnsi="TH Sarabun New" w:cs="TH Sarabun New"/>
+          <w:sz w:val="30"/>
+          <w:szCs w:val="30"/>
         </w:rPr>
       </w:pPr>
       <w:r>
@@ -507,38 +495,21 @@
     <w:p>
       <w:pPr>
         <w:spacing w:after="0" w:line="240" w:lineRule="auto"/>
-        <w:rPr>
-          <w:rFonts w:ascii="TH Sarabun New" w:hAnsi="TH Sarabun New" w:cs="TH Sarabun New"/>
-          <w:sz w:val="30"/>
-          <w:szCs w:val="30"/>
-        </w:rPr>
-      </w:pPr>
-      <w:r>
-        <w:rPr>
-          <w:rFonts w:ascii="TH Sarabun New" w:hAnsi="TH Sarabun New" w:cs="TH Sarabun New"/>
-          <w:sz w:val="30"/>
-          <w:szCs w:val="30"/>
-          <w:cs/>
-        </w:rPr>
-        <w:t xml:space="preserve">                                                            </w:t>
-      </w:r>
-      <w:r>
-        <w:rPr>
-          <w:rFonts w:ascii="TH Sarabun New" w:hAnsi="TH Sarabun New" w:cs="TH Sarabun New" w:hint="cs"/>
-          <w:sz w:val="30"/>
-          <w:szCs w:val="30"/>
-          <w:cs/>
-        </w:rPr>
-        <w:t xml:space="preserve">    </w:t>
-      </w:r>
-      <w:r>
-        <w:rPr>
-          <w:rFonts w:ascii="TH Sarabun New" w:hAnsi="TH Sarabun New" w:cs="TH Sarabun New"/>
-          <w:sz w:val="30"/>
-          <w:szCs w:val="30"/>
-          <w:cs/>
-        </w:rPr>
-        <w:t xml:space="preserve">  (</w:t>
+        <w:jc w:val="center"/>
+        <w:rPr>
+          <w:rFonts w:ascii="TH Sarabun New" w:hAnsi="TH Sarabun New" w:cs="TH Sarabun New"/>
+          <w:sz w:val="30"/>
+          <w:szCs w:val="30"/>
+        </w:rPr>
+      </w:pPr>
+      <w:r>
+        <w:rPr>
+          <w:rFonts w:ascii="TH Sarabun New" w:hAnsi="TH Sarabun New" w:cs="TH Sarabun New"/>
+          <w:sz w:val="30"/>
+          <w:szCs w:val="30"/>
+          <w:cs/>
+        </w:rPr>
+        <w:t>(</w:t>
       </w:r>
       <w:r>
         <w:rPr>
@@ -561,7 +532,7 @@
     <w:p>
       <w:pPr>
         <w:spacing w:after="0" w:line="240" w:lineRule="auto"/>
-        <w:ind w:left="2880" w:firstLine="720"/>
+        <w:jc w:val="center"/>
         <w:rPr>
           <w:rFonts w:ascii="TH Sarabun New" w:hAnsi="TH Sarabun New" w:cs="TH Sarabun New"/>
           <w:sz w:val="30"/>
@@ -659,116 +630,41 @@
     <w:p>
       <w:pPr>
         <w:spacing w:after="0" w:line="240" w:lineRule="auto"/>
-        <w:rPr>
-          <w:rFonts w:ascii="TH Sarabun New" w:hAnsi="TH Sarabun New" w:cs="TH Sarabun New"/>
-          <w:sz w:val="14"/>
-          <w:szCs w:val="14"/>
-        </w:rPr>
-      </w:pPr>
-    </w:p>
-    <w:p>
-      <w:pPr>
-        <w:spacing w:after="0" w:line="240" w:lineRule="auto"/>
-        <w:ind w:left="2160"/>
-        <w:rPr>
-          <w:rFonts w:ascii="TH Sarabun New" w:hAnsi="TH Sarabun New" w:cs="TH Sarabun New"/>
-          <w:sz w:val="30"/>
-          <w:szCs w:val="30"/>
-          <w:cs/>
-        </w:rPr>
-      </w:pPr>
-      <w:r>
-        <w:rPr>
-          <w:rFonts w:ascii="TH Sarabun New" w:hAnsi="TH Sarabun New" w:cs="TH Sarabun New"/>
-          <w:sz w:val="30"/>
-          <w:szCs w:val="30"/>
-          <w:cs/>
-        </w:rPr>
-        <w:tab/>
-      </w:r>
-      <w:r>
-        <w:rPr>
-          <w:rFonts w:ascii="TH Sarabun New" w:hAnsi="TH Sarabun New" w:cs="TH Sarabun New"/>
-          <w:sz w:val="30"/>
-          <w:szCs w:val="30"/>
-          <w:cs/>
-        </w:rPr>
-        <w:tab/>
+        <w:jc w:val="center"/>
+        <w:rPr>
+          <w:rFonts w:ascii="TH Sarabun New" w:hAnsi="TH Sarabun New" w:cs="TH Sarabun New"/>
+          <w:sz w:val="30"/>
+          <w:szCs w:val="30"/>
+        </w:rPr>
+      </w:pPr>
+      <w:r>
+        <w:rPr>
+          <w:rFonts w:ascii="TH Sarabun New" w:hAnsi="TH Sarabun New" w:cs="TH Sarabun New"/>
+          <w:sz w:val="30"/>
+          <w:szCs w:val="30"/>
+          <w:cs/>
+        </w:rPr>
         <w:t>ลงชื่อ ................................................................. (หัวหน้าส่วนงาน)</w:t>
       </w:r>
     </w:p>
     <w:p>
       <w:pPr>
         <w:spacing w:after="0" w:line="240" w:lineRule="auto"/>
-        <w:ind w:left="1440" w:firstLine="720"/>
-        <w:rPr>
-          <w:rFonts w:ascii="TH Sarabun New" w:hAnsi="TH Sarabun New" w:cs="TH Sarabun New"/>
-          <w:sz w:val="30"/>
-          <w:szCs w:val="30"/>
-        </w:rPr>
-      </w:pPr>
-      <w:r>
-        <w:rPr>
-          <w:rFonts w:ascii="TH Sarabun New" w:hAnsi="TH Sarabun New" w:cs="TH Sarabun New"/>
-          <w:sz w:val="30"/>
-          <w:szCs w:val="30"/>
-          <w:cs/>
-        </w:rPr>
-        <w:t xml:space="preserve">        </w:t>
-      </w:r>
-      <w:r>
-        <w:rPr>
-          <w:rFonts w:ascii="TH Sarabun New" w:hAnsi="TH Sarabun New" w:cs="TH Sarabun New"/>
-          <w:sz w:val="30"/>
-          <w:szCs w:val="30"/>
-          <w:cs/>
-        </w:rPr>
-        <w:tab/>
-      </w:r>
-      <w:r>
-        <w:rPr>
-          <w:rFonts w:ascii="TH Sarabun New" w:hAnsi="TH Sarabun New" w:cs="TH Sarabun New"/>
-          <w:sz w:val="30"/>
-          <w:szCs w:val="30"/>
-          <w:cs/>
-        </w:rPr>
-        <w:tab/>
-      </w:r>
-      <w:r>
-        <w:rPr>
-          <w:rFonts w:ascii="TH Sarabun New" w:hAnsi="TH Sarabun New" w:cs="TH Sarabun New" w:hint="cs"/>
-          <w:sz w:val="30"/>
-          <w:szCs w:val="30"/>
-          <w:cs/>
-        </w:rPr>
-        <w:t xml:space="preserve">      </w:t>
-      </w:r>
-      <w:r>
-        <w:rPr>
-          <w:rFonts w:ascii="TH Sarabun New" w:hAnsi="TH Sarabun New" w:cs="TH Sarabun New"/>
-          <w:sz w:val="30"/>
-          <w:szCs w:val="30"/>
-          <w:cs/>
-        </w:rPr>
-        <w:t xml:space="preserve">   </w:t>
-      </w:r>
-      <w:r>
-        <w:rPr>
-          <w:rFonts w:ascii="TH Sarabun New" w:hAnsi="TH Sarabun New" w:cs="TH Sarabun New" w:hint="cs"/>
-          <w:sz w:val="30"/>
-          <w:szCs w:val="30"/>
-          <w:cs/>
-        </w:rPr>
-        <w:t xml:space="preserve"> </w:t>
-      </w:r>
-      <w:r>
-        <w:rPr>
-          <w:rFonts w:ascii="TH Sarabun New" w:hAnsi="TH Sarabun New" w:cs="TH Sarabun New"/>
-          <w:sz w:val="30"/>
-          <w:szCs w:val="30"/>
-          <w:cs/>
-        </w:rPr>
-        <w:t xml:space="preserve">    (</w:t>
+        <w:jc w:val="center"/>
+        <w:rPr>
+          <w:rFonts w:ascii="TH Sarabun New" w:hAnsi="TH Sarabun New" w:cs="TH Sarabun New"/>
+          <w:sz w:val="30"/>
+          <w:szCs w:val="30"/>
+        </w:rPr>
+      </w:pPr>
+      <w:r>
+        <w:rPr>
+          <w:rFonts w:ascii="TH Sarabun New" w:hAnsi="TH Sarabun New" w:cs="TH Sarabun New"/>
+          <w:sz w:val="30"/>
+          <w:szCs w:val="30"/>
+          <w:cs/>
+        </w:rPr>
+        <w:t>(</w:t>
       </w:r>
       <w:r>
         <w:rPr>
@@ -791,31 +687,13 @@
     <w:p>
       <w:pPr>
         <w:spacing w:after="0" w:line="240" w:lineRule="auto"/>
-        <w:ind w:left="3600"/>
-        <w:rPr>
-          <w:rFonts w:ascii="TH Sarabun New" w:hAnsi="TH Sarabun New" w:cs="TH Sarabun New"/>
-          <w:sz w:val="30"/>
-          <w:szCs w:val="30"/>
-        </w:rPr>
-      </w:pPr>
-      <w:r>
-        <w:rPr>
-          <w:rFonts w:ascii="TH Sarabun New" w:hAnsi="TH Sarabun New" w:cs="TH Sarabun New" w:hint="cs"/>
-          <w:sz w:val="30"/>
-          <w:szCs w:val="30"/>
-          <w:cs/>
-        </w:rPr>
-        <w:t xml:space="preserve">      </w:t>
-      </w:r>
-      <w:r>
-        <w:rPr>
-          <w:rFonts w:ascii="TH Sarabun New" w:hAnsi="TH Sarabun New" w:cs="TH Sarabun New" w:hint="cs"/>
-          <w:sz w:val="30"/>
-          <w:szCs w:val="30"/>
-          <w:cs/>
-        </w:rPr>
-        <w:t xml:space="preserve">    </w:t>
-      </w:r>
+        <w:jc w:val="center"/>
+        <w:rPr>
+          <w:rFonts w:ascii="TH Sarabun New" w:hAnsi="TH Sarabun New" w:cs="TH Sarabun New"/>
+          <w:sz w:val="30"/>
+          <w:szCs w:val="30"/>
+        </w:rPr>
+      </w:pPr>
       <w:r>
         <w:rPr>
           <w:rFonts w:ascii="TH Sarabun New" w:hAnsi="TH Sarabun New" w:cs="TH Sarabun New"/>
@@ -828,67 +706,13 @@
     <w:p>
       <w:pPr>
         <w:spacing w:after="0" w:line="240" w:lineRule="auto"/>
-        <w:rPr>
-          <w:rFonts w:ascii="TH Sarabun New" w:hAnsi="TH Sarabun New" w:cs="TH Sarabun New"/>
-          <w:sz w:val="30"/>
-          <w:szCs w:val="30"/>
-        </w:rPr>
-      </w:pPr>
-      <w:r>
-        <w:rPr>
-          <w:rFonts w:ascii="TH Sarabun New" w:hAnsi="TH Sarabun New" w:cs="TH Sarabun New"/>
-          <w:sz w:val="30"/>
-          <w:szCs w:val="30"/>
-          <w:cs/>
-        </w:rPr>
-        <w:tab/>
-      </w:r>
-      <w:r>
-        <w:rPr>
-          <w:rFonts w:ascii="TH Sarabun New" w:hAnsi="TH Sarabun New" w:cs="TH Sarabun New"/>
-          <w:sz w:val="30"/>
-          <w:szCs w:val="30"/>
-          <w:cs/>
-        </w:rPr>
-        <w:tab/>
-      </w:r>
-      <w:r>
-        <w:rPr>
-          <w:rFonts w:ascii="TH Sarabun New" w:hAnsi="TH Sarabun New" w:cs="TH Sarabun New"/>
-          <w:sz w:val="30"/>
-          <w:szCs w:val="30"/>
-          <w:cs/>
-        </w:rPr>
-        <w:tab/>
-        <w:t xml:space="preserve">  </w:t>
-      </w:r>
-      <w:r>
-        <w:rPr>
-          <w:rFonts w:ascii="TH Sarabun New" w:hAnsi="TH Sarabun New" w:cs="TH Sarabun New"/>
-          <w:sz w:val="30"/>
-          <w:szCs w:val="30"/>
-          <w:cs/>
-        </w:rPr>
-        <w:tab/>
-      </w:r>
-      <w:r>
-        <w:rPr>
-          <w:rFonts w:ascii="TH Sarabun New" w:hAnsi="TH Sarabun New" w:cs="TH Sarabun New"/>
-          <w:sz w:val="30"/>
-          <w:szCs w:val="30"/>
-          <w:cs/>
-        </w:rPr>
-        <w:tab/>
-      </w:r>
-      <w:r>
-        <w:rPr>
-          <w:rFonts w:ascii="TH Sarabun New" w:hAnsi="TH Sarabun New" w:cs="TH Sarabun New" w:hint="cs"/>
-          <w:sz w:val="30"/>
-          <w:szCs w:val="30"/>
-          <w:cs/>
-        </w:rPr>
-        <w:t xml:space="preserve"> </w:t>
-      </w:r>
+        <w:jc w:val="center"/>
+        <w:rPr>
+          <w:rFonts w:ascii="TH Sarabun New" w:hAnsi="TH Sarabun New" w:cs="TH Sarabun New"/>
+          <w:sz w:val="30"/>
+          <w:szCs w:val="30"/>
+        </w:rPr>
+      </w:pPr>
       <w:r>
         <w:rPr>
           <w:rFonts w:ascii="TH Sarabun New" w:hAnsi="TH Sarabun New" w:cs="TH Sarabun New"/>
@@ -972,7 +796,7 @@
 <w:hdr xmlns:wpc="http://schemas.microsoft.com/office/word/2010/wordprocessingCanvas" xmlns:cx="http://schemas.microsoft.com/office/drawing/2014/chartex" xmlns:cx1="http://schemas.microsoft.com/office/drawing/2015/9/8/chartex" xmlns:cx2="http://schemas.microsoft.com/office/drawing/2015/10/21/chartex" xmlns:cx3="http://schemas.microsoft.com/office/drawing/2016/5/9/chartex" xmlns:cx4="http://schemas.microsoft.com/office/drawing/2016/5/10/chartex" xmlns:cx5="http://schemas.microsoft.com/office/drawing/2016/5/11/chartex" xmlns:cx6="http://schemas.microsoft.com/office/drawing/2016/5/12/chartex" xmlns:cx7="http://schemas.microsoft.com/office/drawing/2016/5/13/chartex" xmlns:cx8="http://schemas.microsoft.com/office/drawing/2016/5/14/chartex" xmlns:mc="http://schemas.openxmlformats.org/markup-compatibility/2006" xmlns:aink="http://schemas.microsoft.com/office/drawing/2016/ink" xmlns:am3d="http://schemas.microsoft.com/office/drawing/2017/model3d" xmlns:o="urn:schemas-microsoft-com:office:office" xmlns:oel="http://schemas.microsoft.com/office/2019/extlst" xmlns:r="http://schemas.openxmlformats.org/officeDocument/2006/relationships" xmlns:m="http://schemas.openxmlformats.org/officeDocument/2006/math" xmlns:v="urn:schemas-microsoft-com:vml" xmlns:wp14="http://schemas.microsoft.com/office/word/2010/wordprocessingDrawing" xmlns:wp="http://schemas.openxmlformats.org/drawingml/2006/wordprocessingDrawing" xmlns:w10="urn:schemas-microsoft-com:office:word" xmlns:w="http://schemas.openxmlformats.org/wordprocessingml/2006/main" xmlns:w14="http://schemas.microsoft.com/office/word/2010/wordml" xmlns:w15="http://schemas.microsoft.com/office/word/2012/wordml" xmlns:w16cex="http://schemas.microsoft.com/office/word/2018/wordml/cex" xmlns:w16cid="http://schemas.microsoft.com/office/word/2016/wordml/cid" xmlns:w16="http://schemas.microsoft.com/office/word/2018/wordml" xmlns:w16du="http://schemas.microsoft.com/office/word/2023/wordml/word16du" xmlns:w16sdtdh="http://schemas.microsoft.com/office/word/2020/wordml/sdtdatahash" xmlns:w16sdtfl="http://schemas.microsoft.com/office/word/2024/wordml/sdtformatlock" xmlns:w16se="http://schemas.microsoft.com/office/word/2015/wordml/symex" xmlns:wpg="http://schemas.microsoft.com/office/word/2010/wordprocessingGroup" xmlns:wpi="http://schemas.microsoft.com/office/word/2010/wordprocessingInk" xmlns:wne="http://schemas.microsoft.com/office/word/2006/wordml" xmlns:wps="http://schemas.microsoft.com/office/word/2010/wordprocessingShape" mc:Ignorable="w14 w15 w16se w16cid w16 w16cex w16sdtdh w16sdtfl w16du wp14">
   <w:p>
     <w:pPr>
-      <w:pStyle w:val="Header"/>
+      <w:pStyle w:val="a3"/>
       <w:rPr>
         <w:rFonts w:ascii="TH SarabunPSK" w:hAnsi="TH SarabunPSK" w:cs="TH SarabunPSK"/>
         <w:sz w:val="28"/>
@@ -1386,18 +1210,18 @@
     <w:lsdException w:name="Unresolved Mention" w:semiHidden="1" w:unhideWhenUsed="1"/>
     <w:lsdException w:name="Smart Link" w:semiHidden="1" w:unhideWhenUsed="1"/>
   </w:latentStyles>
-  <w:style w:type="paragraph" w:default="1" w:styleId="Normal">
+  <w:style w:type="paragraph" w:default="1" w:styleId="a">
     <w:name w:val="Normal"/>
     <w:qFormat/>
     <w:rsid w:val="00857CC1"/>
   </w:style>
-  <w:style w:type="character" w:default="1" w:styleId="DefaultParagraphFont">
+  <w:style w:type="character" w:default="1" w:styleId="a0">
     <w:name w:val="Default Paragraph Font"/>
     <w:uiPriority w:val="1"/>
     <w:semiHidden/>
     <w:unhideWhenUsed/>
   </w:style>
-  <w:style w:type="table" w:default="1" w:styleId="TableNormal">
+  <w:style w:type="table" w:default="1" w:styleId="a1">
     <w:name w:val="Normal Table"/>
     <w:uiPriority w:val="99"/>
     <w:semiHidden/>
@@ -1412,16 +1236,16 @@
       </w:tblCellMar>
     </w:tblPr>
   </w:style>
-  <w:style w:type="numbering" w:default="1" w:styleId="NoList">
+  <w:style w:type="numbering" w:default="1" w:styleId="a2">
     <w:name w:val="No List"/>
     <w:uiPriority w:val="99"/>
     <w:semiHidden/>
     <w:unhideWhenUsed/>
   </w:style>
-  <w:style w:type="paragraph" w:styleId="Header">
+  <w:style w:type="paragraph" w:styleId="a3">
     <w:name w:val="header"/>
-    <w:basedOn w:val="Normal"/>
-    <w:link w:val="HeaderChar"/>
+    <w:basedOn w:val="a"/>
+    <w:link w:val="a4"/>
     <w:uiPriority w:val="99"/>
     <w:unhideWhenUsed/>
     <w:rsid w:val="00857CC1"/>
@@ -1433,10 +1257,10 @@
       <w:spacing w:after="0" w:line="240" w:lineRule="auto"/>
     </w:pPr>
   </w:style>
-  <w:style w:type="character" w:customStyle="1" w:styleId="HeaderChar">
-    <w:name w:val="Header Char"/>
-    <w:basedOn w:val="DefaultParagraphFont"/>
-    <w:link w:val="Header"/>
+  <w:style w:type="character" w:customStyle="1" w:styleId="a4">
+    <w:name w:val="หัวกระดาษ อักขระ"/>
+    <w:basedOn w:val="a0"/>
+    <w:link w:val="a3"/>
     <w:uiPriority w:val="99"/>
     <w:rsid w:val="00857CC1"/>
   </w:style>
